--- a/project/What I did this week.docx
+++ b/project/What I did this week.docx
@@ -75,6 +75,27 @@
       </w:r>
     </w:p>
     <w:p/>
+    <w:p/>
+    <w:p>
+      <w:r>
+        <w:t xml:space="preserve">As of right now, no one has contacted me about </w:t>
+      </w:r>
+      <w:r>
+        <w:t>t</w:t>
+      </w:r>
+      <w:r>
+        <w:t>he other sites I'm supposed to help build.</w:t>
+      </w:r>
+      <w:r>
+        <w:t xml:space="preserve"> </w:t>
+      </w:r>
+      <w:r>
+        <w:t>And the lead developer for the site plan I created has not contacted me either.</w:t>
+      </w:r>
+      <w:r>
+        <w:t xml:space="preserve"> </w:t>
+      </w:r>
+    </w:p>
     <w:sectPr>
       <w:pgSz w:w="12240" w:h="15840"/>
       <w:pgMar w:top="1440" w:right="1440" w:bottom="1440" w:left="1440" w:header="720" w:footer="720" w:gutter="0"/>
